--- a/data/revised_2026-10_full/outputs/v2/Biology/SS1.2_Chemicals_of_Life/Biology_Chemicals_of_Life_FinalExplanation.docx
+++ b/data/revised_2026-10_full/outputs/v2/Biology/SS1.2_Chemicals_of_Life/Biology_Chemicals_of_Life_FinalExplanation.docx
@@ -2821,7 +2821,7 @@
         </w:rPr>
         <w:t xml:space="preserve">© 2026 SeaVuria and ARES. This work is licensed under a </w:t>
       </w:r>
-      <w:hyperlink w:history="1" r:id="rIdbwxwyrfbwxpdbdtu_mdgv">
+      <w:hyperlink w:history="1" r:id="rIdysdb3cs0cudebignf0bi6">
         <w:r>
           <w:rPr>
             <w:rFonts w:ascii="Arial" w:cs="Arial" w:eastAsia="Arial" w:hAnsi="Arial"/>
@@ -2841,7 +2841,7 @@
         </w:rPr>
         <w:t xml:space="preserve"> (</w:t>
       </w:r>
-      <w:hyperlink w:history="1" r:id="rIdredphzt61zokouxtbumvi">
+      <w:hyperlink w:history="1" r:id="rIdapzwnyjztw8-sq8ltjll_">
         <w:r>
           <w:rPr>
             <w:rFonts w:ascii="Arial" w:cs="Arial" w:eastAsia="Arial" w:hAnsi="Arial"/>
@@ -2861,7 +2861,7 @@
         </w:rPr>
         <w:t xml:space="preserve">). To view a copy of this license, visit </w:t>
       </w:r>
-      <w:hyperlink w:history="1" r:id="rIdbioibotnzvba78maqdbsv">
+      <w:hyperlink w:history="1" r:id="rIdtcubibmuatp51xafq18ih">
         <w:r>
           <w:rPr>
             <w:rFonts w:ascii="Arial" w:cs="Arial" w:eastAsia="Arial" w:hAnsi="Arial"/>
